--- a/tillsyn/A 40170-2025 tillsynsbegäran.docx
+++ b/tillsyn/A 40170-2025 tillsynsbegäran.docx
@@ -445,7 +445,7 @@
     <w:r>
       <w:tab/>
       <w:tab/>
-      <w:t>2025-09-16</w:t>
+      <w:t>2025-09-17</w:t>
       <w:br/>
       <w:br/>
     </w:r>

--- a/tillsyn/A 40170-2025 tillsynsbegäran.docx
+++ b/tillsyn/A 40170-2025 tillsynsbegäran.docx
@@ -445,7 +445,7 @@
     <w:r>
       <w:tab/>
       <w:tab/>
-      <w:t>2025-09-17</w:t>
+      <w:t>2025-09-18</w:t>
       <w:br/>
       <w:br/>
     </w:r>

--- a/tillsyn/A 40170-2025 tillsynsbegäran.docx
+++ b/tillsyn/A 40170-2025 tillsynsbegäran.docx
@@ -35,7 +35,7 @@
     </w:p>
     <w:p>
       <w:r>
-        <w:t>I avverkningsanmälan har följande 4 naturvårdsarter hittats: spillkråka (NT, §4), talltita (NT, §4), grönsiska (§4) och kungsfågel (§4). Av dessa är 2 rödlistade. För rödlistade arter har rödlistekategorin angivits inom parentes. För fridlysta arter anges även paragrafen i Artskyddsförordningen som arten är fridlyst enligt.</w:t>
+        <w:t>I avverkningsanmälan har följande 5 naturvårdsarter hittats: järpe (NT, §4), spillkråka (NT, §4), talltita (NT, §4), grönsiska (§4) och kungsfågel (§4). Av dessa är 3 rödlistade. För rödlistade arter har rödlistekategorin angivits inom parentes. För fridlysta arter anges även paragrafen i Artskyddsförordningen som arten är fridlyst enligt.</w:t>
       </w:r>
     </w:p>
     <w:p>
@@ -100,7 +100,7 @@
     </w:p>
     <w:p>
       <w:r>
-        <w:t>Följande fridlysta arter har sina livsmiljöer och växtplatser i den avverkningsanmälda skogen: spillkråka (NT, §4), talltita (NT, §4), grönsiska (§4) och kungsfågel (§4).</w:t>
+        <w:t>Följande fridlysta arter har sina livsmiljöer och växtplatser i den avverkningsanmälda skogen: järpe (NT, §4), spillkråka (NT, §4), talltita (NT, §4), grönsiska (§4) och kungsfågel (§4).</w:t>
       </w:r>
     </w:p>
     <w:p>
@@ -115,6 +115,17 @@
       </w:r>
       <w:r>
         <w:t>(artikel 1). Vidare att de åtgärder som vidtas inte får leda till en försämring av den nuvarande situationen beträffande bevarandet av de fågelarter som avses i artikel 1 (artikel 13). Fågeldirektivet är styrande för tillsynsansvariga myndigheters ärendehantering, ställningstaganden och beslutsfattande.</w:t>
+      </w:r>
+    </w:p>
+    <w:p>
+      <w:r>
+        <w:rPr>
+          <w:b/>
+        </w:rPr>
+        <w:t>Järpe (NT, §4)</w:t>
+      </w:r>
+      <w:r>
+        <w:t>, rödlistad som nära hotad och prioriterad art i Skogsvårdslagen har häckningsrevir i avverkningsanmälan. Arten har minskat med 25 (10–40) % under de senaste 12 åren och är mycket stationär inom sitt revir som är minst 25 hektar stort. Dess livsmiljöer utgörs av tät barrskog med inblandning av lövträd och en väl utvecklad flerskiktad struktur med bärris och yngre eller undertryckta, täta granar i ett lägre skikt, ofta utmed bäckar och åar inne i den skyddande granskogen. Järpen överlever inte om dess livsmiljö kalavverkas och är även känslig för röjning, gallring och avverkning där unga granar och lövträd inte sparas i tillräcklig omfattning (SLU Artdatabanken, 2022).</w:t>
       </w:r>
     </w:p>
     <w:p>
@@ -155,6 +166,46 @@
       </w:pPr>
       <w:r>
         <w:t>BILAGA 1 – Fridlysta arter</w:t>
+      </w:r>
+    </w:p>
+    <w:p>
+      <w:pPr>
+        <w:pStyle w:val="Heading1"/>
+      </w:pPr>
+      <w:r>
+        <w:t>Järpe – ekologi samt krav på livsmiljön</w:t>
+      </w:r>
+    </w:p>
+    <w:p>
+      <w:r>
+        <w:t>Järpe är rödlistad som nära hotad (NT), fridlyst enligt 4§ Artskyddsförordningen och prioriterad art i Skogsvårdslagen. Järpen, som minskat med 25 (10–40) % under de senaste 12 åren, har sina livsmiljöer i tät barrskog med inblandning av lövträd och en väl utvecklad flerskiktad struktur med bärris och yngre eller undertryckta, täta granar i ett lägre skikt, ofta utmed bäckar och åar inne i den skyddande granskogen.</w:t>
+      </w:r>
+    </w:p>
+    <w:p>
+      <w:r>
+        <w:t>Arten behöver lämpliga skogsbestånd om sammanlagt minst 25 hektar. Den är mycket stationär inom sitt revir och när ett par etablerat sig stannar de så länge miljön är intakt. Den undviker öppen mark och förﬂyttar sig sällan över större öppna myrar eller åkermark, och är därför känslig för fragmentering. Järpen överlever inte om dess livsmiljö kalavverkas och är även känslig för röjning, gallring och avverkning där unga granar och lövträd inte sparas i tillräcklig omfattning (SLU Artdatabanken, 2022).</w:t>
+      </w:r>
+    </w:p>
+    <w:p>
+      <w:pPr>
+        <w:pStyle w:val="Heading2"/>
+      </w:pPr>
+      <w:r>
+        <w:t>Referenser – järpe</w:t>
+      </w:r>
+    </w:p>
+    <w:p>
+      <w:r>
+        <w:t xml:space="preserve">SLU Artdatabanken, 2022. </w:t>
+      </w:r>
+      <w:r>
+        <w:rPr>
+          <w:i/>
+        </w:rPr>
+        <w:t xml:space="preserve">Artfaktablad. Naturvård – artfakta. </w:t>
+      </w:r>
+      <w:r>
+        <w:t>SLU Artdatabanken, Uppsala</w:t>
       </w:r>
     </w:p>
     <w:p>
@@ -445,7 +496,7 @@
     <w:r>
       <w:tab/>
       <w:tab/>
-      <w:t>2025-09-18</w:t>
+      <w:t>2025-09-22</w:t>
       <w:br/>
       <w:br/>
     </w:r>

--- a/tillsyn/A 40170-2025 tillsynsbegäran.docx
+++ b/tillsyn/A 40170-2025 tillsynsbegäran.docx
@@ -35,7 +35,7 @@
     </w:p>
     <w:p>
       <w:r>
-        <w:t>I avverkningsanmälan har följande 5 naturvårdsarter hittats: järpe (NT, §4), spillkråka (NT, §4), talltita (NT, §4), grönsiska (§4) och kungsfågel (§4). Av dessa är 3 rödlistade. För rödlistade arter har rödlistekategorin angivits inom parentes. För fridlysta arter anges även paragrafen i Artskyddsförordningen som arten är fridlyst enligt.</w:t>
+        <w:t>I avverkningsanmälan har följande 6 naturvårdsarter hittats: järpe (NT, §4), spillkråka (NT, §4), talltita (NT, §4), blomkålssvamp (S), grönsiska (§4) och kungsfågel (§4). Av dessa är 3 rödlistade. För rödlistade arter har rödlistekategorin angivits inom parentes. Arter som är signalarter enligt Skogsstyrelsen har markerats med (S). För fridlysta arter anges även paragrafen i Artskyddsförordningen som arten är fridlyst enligt.</w:t>
       </w:r>
     </w:p>
     <w:p>
@@ -88,6 +88,17 @@
       </w:pPr>
       <w:r>
         <w:t>Figur 1. Fyndplatser för naturvårdsarter i det avverkningsanmälda området (röd linje). Markörer utan svart kant är placerade på fyndplatsen. Markörer med svart kant är placerade vid sidan av fyndplatsen och har ett svart streck som visar fyndplatsens exakta position. Kartans mittpunktskoordinat är N 6323338, E 547198 i SWEREF 99 TM.</w:t>
+      </w:r>
+    </w:p>
+    <w:p>
+      <w:r>
+        <w:rPr>
+          <w:b/>
+        </w:rPr>
+        <w:t xml:space="preserve">Blomkålssvamp </w:t>
+      </w:r>
+      <w:r>
+        <w:t>är en parasit och vednedbrytare som växer på rötter och basala stamdelar av tall, enstaka gånger även på lärk och gran. Träden är oftast mycket gamla, gärna 150–200 år eller äldre. När blomkålssvamp påträffas i skogslandskapet signalerar den vanligtvis skyddsvärda tallbestånd med höga naturvärden. Den är då främst knuten till gamla skogar, oftast tallnaturskogar och olika restbiotoper där det förekommer biologiskt gamla träd. Samtliga tallar med blomkålssvamp bör klassas som naturvårdsträd och lämnas som framtida ”evighetsträd” (Nitare &amp; Skogsstyrelsen, 2019).</w:t>
       </w:r>
     </w:p>
     <w:p>
@@ -496,7 +507,7 @@
     <w:r>
       <w:tab/>
       <w:tab/>
-      <w:t>2025-09-22</w:t>
+      <w:t>2025-09-23</w:t>
       <w:br/>
       <w:br/>
     </w:r>

--- a/tillsyn/A 40170-2025 tillsynsbegäran.docx
+++ b/tillsyn/A 40170-2025 tillsynsbegäran.docx
@@ -507,7 +507,7 @@
     <w:r>
       <w:tab/>
       <w:tab/>
-      <w:t>2025-09-23</w:t>
+      <w:t>2025-09-24</w:t>
       <w:br/>
       <w:br/>
     </w:r>

--- a/tillsyn/A 40170-2025 tillsynsbegäran.docx
+++ b/tillsyn/A 40170-2025 tillsynsbegäran.docx
@@ -507,7 +507,7 @@
     <w:r>
       <w:tab/>
       <w:tab/>
-      <w:t>2025-09-24</w:t>
+      <w:t>2025-09-25</w:t>
       <w:br/>
       <w:br/>
     </w:r>

--- a/tillsyn/A 40170-2025 tillsynsbegäran.docx
+++ b/tillsyn/A 40170-2025 tillsynsbegäran.docx
@@ -507,7 +507,7 @@
     <w:r>
       <w:tab/>
       <w:tab/>
-      <w:t>2025-09-25</w:t>
+      <w:t>2025-09-26</w:t>
       <w:br/>
       <w:br/>
     </w:r>

--- a/tillsyn/A 40170-2025 tillsynsbegäran.docx
+++ b/tillsyn/A 40170-2025 tillsynsbegäran.docx
@@ -507,7 +507,7 @@
     <w:r>
       <w:tab/>
       <w:tab/>
-      <w:t>2025-09-26</w:t>
+      <w:t>2025-09-27</w:t>
       <w:br/>
       <w:br/>
     </w:r>

--- a/tillsyn/A 40170-2025 tillsynsbegäran.docx
+++ b/tillsyn/A 40170-2025 tillsynsbegäran.docx
@@ -507,7 +507,7 @@
     <w:r>
       <w:tab/>
       <w:tab/>
-      <w:t>2025-09-27</w:t>
+      <w:t>2025-09-28</w:t>
       <w:br/>
       <w:br/>
     </w:r>

--- a/tillsyn/A 40170-2025 tillsynsbegäran.docx
+++ b/tillsyn/A 40170-2025 tillsynsbegäran.docx
@@ -507,7 +507,7 @@
     <w:r>
       <w:tab/>
       <w:tab/>
-      <w:t>2025-09-28</w:t>
+      <w:t>2025-09-29</w:t>
       <w:br/>
       <w:br/>
     </w:r>

--- a/tillsyn/A 40170-2025 tillsynsbegäran.docx
+++ b/tillsyn/A 40170-2025 tillsynsbegäran.docx
@@ -507,7 +507,7 @@
     <w:r>
       <w:tab/>
       <w:tab/>
-      <w:t>2025-09-29</w:t>
+      <w:t>2025-09-30</w:t>
       <w:br/>
       <w:br/>
     </w:r>

--- a/tillsyn/A 40170-2025 tillsynsbegäran.docx
+++ b/tillsyn/A 40170-2025 tillsynsbegäran.docx
@@ -507,7 +507,7 @@
     <w:r>
       <w:tab/>
       <w:tab/>
-      <w:t>2025-09-30</w:t>
+      <w:t>2025-10-01</w:t>
       <w:br/>
       <w:br/>
     </w:r>

--- a/tillsyn/A 40170-2025 tillsynsbegäran.docx
+++ b/tillsyn/A 40170-2025 tillsynsbegäran.docx
@@ -507,7 +507,7 @@
     <w:r>
       <w:tab/>
       <w:tab/>
-      <w:t>2025-10-01</w:t>
+      <w:t>2025-10-02</w:t>
       <w:br/>
       <w:br/>
     </w:r>

--- a/tillsyn/A 40170-2025 tillsynsbegäran.docx
+++ b/tillsyn/A 40170-2025 tillsynsbegäran.docx
@@ -507,7 +507,7 @@
     <w:r>
       <w:tab/>
       <w:tab/>
-      <w:t>2025-10-02</w:t>
+      <w:t>2025-10-03</w:t>
       <w:br/>
       <w:br/>
     </w:r>

--- a/tillsyn/A 40170-2025 tillsynsbegäran.docx
+++ b/tillsyn/A 40170-2025 tillsynsbegäran.docx
@@ -507,7 +507,7 @@
     <w:r>
       <w:tab/>
       <w:tab/>
-      <w:t>2025-10-03</w:t>
+      <w:t>2025-10-04</w:t>
       <w:br/>
       <w:br/>
     </w:r>

--- a/tillsyn/A 40170-2025 tillsynsbegäran.docx
+++ b/tillsyn/A 40170-2025 tillsynsbegäran.docx
@@ -507,7 +507,7 @@
     <w:r>
       <w:tab/>
       <w:tab/>
-      <w:t>2025-10-04</w:t>
+      <w:t>2025-10-05</w:t>
       <w:br/>
       <w:br/>
     </w:r>

--- a/tillsyn/A 40170-2025 tillsynsbegäran.docx
+++ b/tillsyn/A 40170-2025 tillsynsbegäran.docx
@@ -507,7 +507,7 @@
     <w:r>
       <w:tab/>
       <w:tab/>
-      <w:t>2025-10-05</w:t>
+      <w:t>2025-10-06</w:t>
       <w:br/>
       <w:br/>
     </w:r>

--- a/tillsyn/A 40170-2025 tillsynsbegäran.docx
+++ b/tillsyn/A 40170-2025 tillsynsbegäran.docx
@@ -507,7 +507,7 @@
     <w:r>
       <w:tab/>
       <w:tab/>
-      <w:t>2025-10-06</w:t>
+      <w:t>2025-10-07</w:t>
       <w:br/>
       <w:br/>
     </w:r>

--- a/tillsyn/A 40170-2025 tillsynsbegäran.docx
+++ b/tillsyn/A 40170-2025 tillsynsbegäran.docx
@@ -507,7 +507,7 @@
     <w:r>
       <w:tab/>
       <w:tab/>
-      <w:t>2025-10-07</w:t>
+      <w:t>2025-10-08</w:t>
       <w:br/>
       <w:br/>
     </w:r>

--- a/tillsyn/A 40170-2025 tillsynsbegäran.docx
+++ b/tillsyn/A 40170-2025 tillsynsbegäran.docx
@@ -507,7 +507,7 @@
     <w:r>
       <w:tab/>
       <w:tab/>
-      <w:t>2025-10-08</w:t>
+      <w:t>2025-10-09</w:t>
       <w:br/>
       <w:br/>
     </w:r>

--- a/tillsyn/A 40170-2025 tillsynsbegäran.docx
+++ b/tillsyn/A 40170-2025 tillsynsbegäran.docx
@@ -507,7 +507,7 @@
     <w:r>
       <w:tab/>
       <w:tab/>
-      <w:t>2025-10-09</w:t>
+      <w:t>2025-10-10</w:t>
       <w:br/>
       <w:br/>
     </w:r>

--- a/tillsyn/A 40170-2025 tillsynsbegäran.docx
+++ b/tillsyn/A 40170-2025 tillsynsbegäran.docx
@@ -507,7 +507,7 @@
     <w:r>
       <w:tab/>
       <w:tab/>
-      <w:t>2025-10-10</w:t>
+      <w:t>2025-10-11</w:t>
       <w:br/>
       <w:br/>
     </w:r>

--- a/tillsyn/A 40170-2025 tillsynsbegäran.docx
+++ b/tillsyn/A 40170-2025 tillsynsbegäran.docx
@@ -507,7 +507,7 @@
     <w:r>
       <w:tab/>
       <w:tab/>
-      <w:t>2025-10-16</w:t>
+      <w:t>2025-10-17</w:t>
       <w:br/>
       <w:br/>
     </w:r>

--- a/tillsyn/A 40170-2025 tillsynsbegäran.docx
+++ b/tillsyn/A 40170-2025 tillsynsbegäran.docx
@@ -507,7 +507,7 @@
     <w:r>
       <w:tab/>
       <w:tab/>
-      <w:t>2025-10-17</w:t>
+      <w:t>2025-10-18</w:t>
       <w:br/>
       <w:br/>
     </w:r>

--- a/tillsyn/A 40170-2025 tillsynsbegäran.docx
+++ b/tillsyn/A 40170-2025 tillsynsbegäran.docx
@@ -507,7 +507,7 @@
     <w:r>
       <w:tab/>
       <w:tab/>
-      <w:t>2025-10-18</w:t>
+      <w:t>2025-10-19</w:t>
       <w:br/>
       <w:br/>
     </w:r>

--- a/tillsyn/A 40170-2025 tillsynsbegäran.docx
+++ b/tillsyn/A 40170-2025 tillsynsbegäran.docx
@@ -507,7 +507,7 @@
     <w:r>
       <w:tab/>
       <w:tab/>
-      <w:t>2025-10-19</w:t>
+      <w:t>2025-10-20</w:t>
       <w:br/>
       <w:br/>
     </w:r>

--- a/tillsyn/A 40170-2025 tillsynsbegäran.docx
+++ b/tillsyn/A 40170-2025 tillsynsbegäran.docx
@@ -507,7 +507,7 @@
     <w:r>
       <w:tab/>
       <w:tab/>
-      <w:t>2025-10-20</w:t>
+      <w:t>2025-10-21</w:t>
       <w:br/>
       <w:br/>
     </w:r>

--- a/tillsyn/A 40170-2025 tillsynsbegäran.docx
+++ b/tillsyn/A 40170-2025 tillsynsbegäran.docx
@@ -507,7 +507,7 @@
     <w:r>
       <w:tab/>
       <w:tab/>
-      <w:t>2025-10-21</w:t>
+      <w:t>2025-10-22</w:t>
       <w:br/>
       <w:br/>
     </w:r>

--- a/tillsyn/A 40170-2025 tillsynsbegäran.docx
+++ b/tillsyn/A 40170-2025 tillsynsbegäran.docx
@@ -507,7 +507,7 @@
     <w:r>
       <w:tab/>
       <w:tab/>
-      <w:t>2025-10-22</w:t>
+      <w:t>2025-10-23</w:t>
       <w:br/>
       <w:br/>
     </w:r>

--- a/tillsyn/A 40170-2025 tillsynsbegäran.docx
+++ b/tillsyn/A 40170-2025 tillsynsbegäran.docx
@@ -507,7 +507,7 @@
     <w:r>
       <w:tab/>
       <w:tab/>
-      <w:t>2025-10-23</w:t>
+      <w:t>2025-10-24</w:t>
       <w:br/>
       <w:br/>
     </w:r>

--- a/tillsyn/A 40170-2025 tillsynsbegäran.docx
+++ b/tillsyn/A 40170-2025 tillsynsbegäran.docx
@@ -507,7 +507,7 @@
     <w:r>
       <w:tab/>
       <w:tab/>
-      <w:t>2025-10-24</w:t>
+      <w:t>2025-10-25</w:t>
       <w:br/>
       <w:br/>
     </w:r>

--- a/tillsyn/A 40170-2025 tillsynsbegäran.docx
+++ b/tillsyn/A 40170-2025 tillsynsbegäran.docx
@@ -507,7 +507,7 @@
     <w:r>
       <w:tab/>
       <w:tab/>
-      <w:t>2025-10-25</w:t>
+      <w:t>2025-10-26</w:t>
       <w:br/>
       <w:br/>
     </w:r>

--- a/tillsyn/A 40170-2025 tillsynsbegäran.docx
+++ b/tillsyn/A 40170-2025 tillsynsbegäran.docx
@@ -507,7 +507,7 @@
     <w:r>
       <w:tab/>
       <w:tab/>
-      <w:t>2025-10-26</w:t>
+      <w:t>2025-10-27</w:t>
       <w:br/>
       <w:br/>
     </w:r>

--- a/tillsyn/A 40170-2025 tillsynsbegäran.docx
+++ b/tillsyn/A 40170-2025 tillsynsbegäran.docx
@@ -507,7 +507,7 @@
     <w:r>
       <w:tab/>
       <w:tab/>
-      <w:t>2025-10-27</w:t>
+      <w:t>2025-10-28</w:t>
       <w:br/>
       <w:br/>
     </w:r>

--- a/tillsyn/A 40170-2025 tillsynsbegäran.docx
+++ b/tillsyn/A 40170-2025 tillsynsbegäran.docx
@@ -507,7 +507,7 @@
     <w:r>
       <w:tab/>
       <w:tab/>
-      <w:t>2025-10-28</w:t>
+      <w:t>2025-10-29</w:t>
       <w:br/>
       <w:br/>
     </w:r>

--- a/tillsyn/A 40170-2025 tillsynsbegäran.docx
+++ b/tillsyn/A 40170-2025 tillsynsbegäran.docx
@@ -507,7 +507,7 @@
     <w:r>
       <w:tab/>
       <w:tab/>
-      <w:t>2025-10-29</w:t>
+      <w:t>2025-10-30</w:t>
       <w:br/>
       <w:br/>
     </w:r>

--- a/tillsyn/A 40170-2025 tillsynsbegäran.docx
+++ b/tillsyn/A 40170-2025 tillsynsbegäran.docx
@@ -507,7 +507,7 @@
     <w:r>
       <w:tab/>
       <w:tab/>
-      <w:t>2025-10-30</w:t>
+      <w:t>2025-10-31</w:t>
       <w:br/>
       <w:br/>
     </w:r>

--- a/tillsyn/A 40170-2025 tillsynsbegäran.docx
+++ b/tillsyn/A 40170-2025 tillsynsbegäran.docx
@@ -507,7 +507,7 @@
     <w:r>
       <w:tab/>
       <w:tab/>
-      <w:t>2025-10-31</w:t>
+      <w:t>2025-11-01</w:t>
       <w:br/>
       <w:br/>
     </w:r>

--- a/tillsyn/A 40170-2025 tillsynsbegäran.docx
+++ b/tillsyn/A 40170-2025 tillsynsbegäran.docx
@@ -507,7 +507,7 @@
     <w:r>
       <w:tab/>
       <w:tab/>
-      <w:t>2025-11-01</w:t>
+      <w:t>2025-11-02</w:t>
       <w:br/>
       <w:br/>
     </w:r>

--- a/tillsyn/A 40170-2025 tillsynsbegäran.docx
+++ b/tillsyn/A 40170-2025 tillsynsbegäran.docx
@@ -507,7 +507,7 @@
     <w:r>
       <w:tab/>
       <w:tab/>
-      <w:t>2025-11-02</w:t>
+      <w:t>2025-11-03</w:t>
       <w:br/>
       <w:br/>
     </w:r>

--- a/tillsyn/A 40170-2025 tillsynsbegäran.docx
+++ b/tillsyn/A 40170-2025 tillsynsbegäran.docx
@@ -507,7 +507,7 @@
     <w:r>
       <w:tab/>
       <w:tab/>
-      <w:t>2025-11-03</w:t>
+      <w:t>2025-11-04</w:t>
       <w:br/>
       <w:br/>
     </w:r>

--- a/tillsyn/A 40170-2025 tillsynsbegäran.docx
+++ b/tillsyn/A 40170-2025 tillsynsbegäran.docx
@@ -507,7 +507,7 @@
     <w:r>
       <w:tab/>
       <w:tab/>
-      <w:t>2025-11-04</w:t>
+      <w:t>2025-11-05</w:t>
       <w:br/>
       <w:br/>
     </w:r>

--- a/tillsyn/A 40170-2025 tillsynsbegäran.docx
+++ b/tillsyn/A 40170-2025 tillsynsbegäran.docx
@@ -507,7 +507,7 @@
     <w:r>
       <w:tab/>
       <w:tab/>
-      <w:t>2025-11-05</w:t>
+      <w:t>2025-11-06</w:t>
       <w:br/>
       <w:br/>
     </w:r>

--- a/tillsyn/A 40170-2025 tillsynsbegäran.docx
+++ b/tillsyn/A 40170-2025 tillsynsbegäran.docx
@@ -507,7 +507,7 @@
     <w:r>
       <w:tab/>
       <w:tab/>
-      <w:t>2025-11-06</w:t>
+      <w:t>2025-11-07</w:t>
       <w:br/>
       <w:br/>
     </w:r>

--- a/tillsyn/A 40170-2025 tillsynsbegäran.docx
+++ b/tillsyn/A 40170-2025 tillsynsbegäran.docx
@@ -507,7 +507,7 @@
     <w:r>
       <w:tab/>
       <w:tab/>
-      <w:t>2025-11-07</w:t>
+      <w:t>2025-11-08</w:t>
       <w:br/>
       <w:br/>
     </w:r>

--- a/tillsyn/A 40170-2025 tillsynsbegäran.docx
+++ b/tillsyn/A 40170-2025 tillsynsbegäran.docx
@@ -507,7 +507,7 @@
     <w:r>
       <w:tab/>
       <w:tab/>
-      <w:t>2025-11-08</w:t>
+      <w:t>2025-11-09</w:t>
       <w:br/>
       <w:br/>
     </w:r>

--- a/tillsyn/A 40170-2025 tillsynsbegäran.docx
+++ b/tillsyn/A 40170-2025 tillsynsbegäran.docx
@@ -507,7 +507,7 @@
     <w:r>
       <w:tab/>
       <w:tab/>
-      <w:t>2025-11-09</w:t>
+      <w:t>2025-11-10</w:t>
       <w:br/>
       <w:br/>
     </w:r>

--- a/tillsyn/A 40170-2025 tillsynsbegäran.docx
+++ b/tillsyn/A 40170-2025 tillsynsbegäran.docx
@@ -507,7 +507,7 @@
     <w:r>
       <w:tab/>
       <w:tab/>
-      <w:t>2025-11-10</w:t>
+      <w:t>2025-11-11</w:t>
       <w:br/>
       <w:br/>
     </w:r>

--- a/tillsyn/A 40170-2025 tillsynsbegäran.docx
+++ b/tillsyn/A 40170-2025 tillsynsbegäran.docx
@@ -507,7 +507,7 @@
     <w:r>
       <w:tab/>
       <w:tab/>
-      <w:t>2025-11-11</w:t>
+      <w:t>2025-11-12</w:t>
       <w:br/>
       <w:br/>
     </w:r>

--- a/tillsyn/A 40170-2025 tillsynsbegäran.docx
+++ b/tillsyn/A 40170-2025 tillsynsbegäran.docx
@@ -507,7 +507,7 @@
     <w:r>
       <w:tab/>
       <w:tab/>
-      <w:t>2025-11-12</w:t>
+      <w:t>2025-11-13</w:t>
       <w:br/>
       <w:br/>
     </w:r>

--- a/tillsyn/A 40170-2025 tillsynsbegäran.docx
+++ b/tillsyn/A 40170-2025 tillsynsbegäran.docx
@@ -507,7 +507,7 @@
     <w:r>
       <w:tab/>
       <w:tab/>
-      <w:t>2025-11-13</w:t>
+      <w:t>2025-11-14</w:t>
       <w:br/>
       <w:br/>
     </w:r>

--- a/tillsyn/A 40170-2025 tillsynsbegäran.docx
+++ b/tillsyn/A 40170-2025 tillsynsbegäran.docx
@@ -507,7 +507,7 @@
     <w:r>
       <w:tab/>
       <w:tab/>
-      <w:t>2025-11-14</w:t>
+      <w:t>2025-11-15</w:t>
       <w:br/>
       <w:br/>
     </w:r>

--- a/tillsyn/A 40170-2025 tillsynsbegäran.docx
+++ b/tillsyn/A 40170-2025 tillsynsbegäran.docx
@@ -507,7 +507,7 @@
     <w:r>
       <w:tab/>
       <w:tab/>
-      <w:t>2025-11-15</w:t>
+      <w:t>2025-11-20</w:t>
       <w:br/>
       <w:br/>
     </w:r>

--- a/tillsyn/A 40170-2025 tillsynsbegäran.docx
+++ b/tillsyn/A 40170-2025 tillsynsbegäran.docx
@@ -507,7 +507,7 @@
     <w:r>
       <w:tab/>
       <w:tab/>
-      <w:t>2025-11-20</w:t>
+      <w:t>2025-11-21</w:t>
       <w:br/>
       <w:br/>
     </w:r>

--- a/tillsyn/A 40170-2025 tillsynsbegäran.docx
+++ b/tillsyn/A 40170-2025 tillsynsbegäran.docx
@@ -507,7 +507,7 @@
     <w:r>
       <w:tab/>
       <w:tab/>
-      <w:t>2025-11-21</w:t>
+      <w:t>2025-11-22</w:t>
       <w:br/>
       <w:br/>
     </w:r>

--- a/tillsyn/A 40170-2025 tillsynsbegäran.docx
+++ b/tillsyn/A 40170-2025 tillsynsbegäran.docx
@@ -507,7 +507,7 @@
     <w:r>
       <w:tab/>
       <w:tab/>
-      <w:t>2025-11-22</w:t>
+      <w:t>2025-11-23</w:t>
       <w:br/>
       <w:br/>
     </w:r>

--- a/tillsyn/A 40170-2025 tillsynsbegäran.docx
+++ b/tillsyn/A 40170-2025 tillsynsbegäran.docx
@@ -507,7 +507,7 @@
     <w:r>
       <w:tab/>
       <w:tab/>
-      <w:t>2025-11-23</w:t>
+      <w:t>2025-11-24</w:t>
       <w:br/>
       <w:br/>
     </w:r>

--- a/tillsyn/A 40170-2025 tillsynsbegäran.docx
+++ b/tillsyn/A 40170-2025 tillsynsbegäran.docx
@@ -507,7 +507,7 @@
     <w:r>
       <w:tab/>
       <w:tab/>
-      <w:t>2025-11-24</w:t>
+      <w:t>2025-11-25</w:t>
       <w:br/>
       <w:br/>
     </w:r>

--- a/tillsyn/A 40170-2025 tillsynsbegäran.docx
+++ b/tillsyn/A 40170-2025 tillsynsbegäran.docx
@@ -507,7 +507,7 @@
     <w:r>
       <w:tab/>
       <w:tab/>
-      <w:t>2025-11-25</w:t>
+      <w:t>2025-11-26</w:t>
       <w:br/>
       <w:br/>
     </w:r>

--- a/tillsyn/A 40170-2025 tillsynsbegäran.docx
+++ b/tillsyn/A 40170-2025 tillsynsbegäran.docx
@@ -507,7 +507,7 @@
     <w:r>
       <w:tab/>
       <w:tab/>
-      <w:t>2025-11-26</w:t>
+      <w:t>2025-11-27</w:t>
       <w:br/>
       <w:br/>
     </w:r>

--- a/tillsyn/A 40170-2025 tillsynsbegäran.docx
+++ b/tillsyn/A 40170-2025 tillsynsbegäran.docx
@@ -507,7 +507,7 @@
     <w:r>
       <w:tab/>
       <w:tab/>
-      <w:t>2025-11-27</w:t>
+      <w:t>2025-11-28</w:t>
       <w:br/>
       <w:br/>
     </w:r>

--- a/tillsyn/A 40170-2025 tillsynsbegäran.docx
+++ b/tillsyn/A 40170-2025 tillsynsbegäran.docx
@@ -507,7 +507,7 @@
     <w:r>
       <w:tab/>
       <w:tab/>
-      <w:t>2025-11-28</w:t>
+      <w:t>2025-11-29</w:t>
       <w:br/>
       <w:br/>
     </w:r>

--- a/tillsyn/A 40170-2025 tillsynsbegäran.docx
+++ b/tillsyn/A 40170-2025 tillsynsbegäran.docx
@@ -507,7 +507,7 @@
     <w:r>
       <w:tab/>
       <w:tab/>
-      <w:t>2025-11-29</w:t>
+      <w:t>2025-11-30</w:t>
       <w:br/>
       <w:br/>
     </w:r>

--- a/tillsyn/A 40170-2025 tillsynsbegäran.docx
+++ b/tillsyn/A 40170-2025 tillsynsbegäran.docx
@@ -507,7 +507,7 @@
     <w:r>
       <w:tab/>
       <w:tab/>
-      <w:t>2025-11-30</w:t>
+      <w:t>2025-12-01</w:t>
       <w:br/>
       <w:br/>
     </w:r>

--- a/tillsyn/A 40170-2025 tillsynsbegäran.docx
+++ b/tillsyn/A 40170-2025 tillsynsbegäran.docx
@@ -507,7 +507,7 @@
     <w:r>
       <w:tab/>
       <w:tab/>
-      <w:t>2025-12-01</w:t>
+      <w:t>2025-12-02</w:t>
       <w:br/>
       <w:br/>
     </w:r>

--- a/tillsyn/A 40170-2025 tillsynsbegäran.docx
+++ b/tillsyn/A 40170-2025 tillsynsbegäran.docx
@@ -507,7 +507,7 @@
     <w:r>
       <w:tab/>
       <w:tab/>
-      <w:t>2025-12-02</w:t>
+      <w:t>2025-12-03</w:t>
       <w:br/>
       <w:br/>
     </w:r>

--- a/tillsyn/A 40170-2025 tillsynsbegäran.docx
+++ b/tillsyn/A 40170-2025 tillsynsbegäran.docx
@@ -507,7 +507,7 @@
     <w:r>
       <w:tab/>
       <w:tab/>
-      <w:t>2025-12-03</w:t>
+      <w:t>2025-12-04</w:t>
       <w:br/>
       <w:br/>
     </w:r>

--- a/tillsyn/A 40170-2025 tillsynsbegäran.docx
+++ b/tillsyn/A 40170-2025 tillsynsbegäran.docx
@@ -507,7 +507,7 @@
     <w:r>
       <w:tab/>
       <w:tab/>
-      <w:t>2025-12-04</w:t>
+      <w:t>2025-12-05</w:t>
       <w:br/>
       <w:br/>
     </w:r>

--- a/tillsyn/A 40170-2025 tillsynsbegäran.docx
+++ b/tillsyn/A 40170-2025 tillsynsbegäran.docx
@@ -507,7 +507,7 @@
     <w:r>
       <w:tab/>
       <w:tab/>
-      <w:t>2025-12-05</w:t>
+      <w:t>2025-12-06</w:t>
       <w:br/>
       <w:br/>
     </w:r>

--- a/tillsyn/A 40170-2025 tillsynsbegäran.docx
+++ b/tillsyn/A 40170-2025 tillsynsbegäran.docx
@@ -507,7 +507,7 @@
     <w:r>
       <w:tab/>
       <w:tab/>
-      <w:t>2025-12-06</w:t>
+      <w:t>2025-12-07</w:t>
       <w:br/>
       <w:br/>
     </w:r>

--- a/tillsyn/A 40170-2025 tillsynsbegäran.docx
+++ b/tillsyn/A 40170-2025 tillsynsbegäran.docx
@@ -507,7 +507,7 @@
     <w:r>
       <w:tab/>
       <w:tab/>
-      <w:t>2025-12-07</w:t>
+      <w:t>2025-12-08</w:t>
       <w:br/>
       <w:br/>
     </w:r>

--- a/tillsyn/A 40170-2025 tillsynsbegäran.docx
+++ b/tillsyn/A 40170-2025 tillsynsbegäran.docx
@@ -507,7 +507,7 @@
     <w:r>
       <w:tab/>
       <w:tab/>
-      <w:t>2025-12-08</w:t>
+      <w:t>2025-12-09</w:t>
       <w:br/>
       <w:br/>
     </w:r>

--- a/tillsyn/A 40170-2025 tillsynsbegäran.docx
+++ b/tillsyn/A 40170-2025 tillsynsbegäran.docx
@@ -507,7 +507,7 @@
     <w:r>
       <w:tab/>
       <w:tab/>
-      <w:t>2025-12-09</w:t>
+      <w:t>2025-12-10</w:t>
       <w:br/>
       <w:br/>
     </w:r>

--- a/tillsyn/A 40170-2025 tillsynsbegäran.docx
+++ b/tillsyn/A 40170-2025 tillsynsbegäran.docx
@@ -507,7 +507,7 @@
     <w:r>
       <w:tab/>
       <w:tab/>
-      <w:t>2025-12-10</w:t>
+      <w:t>2025-12-11</w:t>
       <w:br/>
       <w:br/>
     </w:r>
